--- a/docs/Return Visits App Privacy & Data Notice.docx
+++ b/docs/Return Visits App Privacy & Data Notice.docx
@@ -82,7 +82,7 @@
         <w:pStyle w:val="ListBullet"/>
       </w:pPr>
       <w:r>
-        <w:t>Address search: If you choose Find Address or City Pin, the app sends the address search text (street address, city, and state) to OpenStreetMap Nominatim to look up coordinates. If no full-address match is found, the app may also search the street name without its leading house number and the selected city and state. A city-only lookup searches the selected city and state. If you choose Search Near Cross-Street, the cross-street or intersection text and selected city and state are also sent to Nominatim. Whenever the Map is open and no visible contacts have coordinates, the default city and state in Settings are also sent to Nominatim to center the map approximately. Entering or saving contact details does not run the contact-address search. Do not use these search features if you do not want this location information sent to the lookup service. Navigation: If you choose Navigate on a contact card or map pin, the app opens Google Maps directions and sends the contact's saved coordinates or address to Google Maps. Contact sharing: If you choose Share and select Text / SMS, WhatsApp, or Email, that service receives a plain-text summary of the contact's name and available phone, email, address, and directions link. Visit notes are not included. The service receives the details when its composer opens; its privacy practices apply. The app does not encrypt this plain-text message; use encrypted contact export for encrypted app-to-app transfers.</w:t>
+        <w:t>Address search: If you choose Find Address or City Pin, the app sends the address search text (street address, city, and state) to OpenStreetMap Nominatim to look up coordinates. If no full-address match is found, the app may also search the street name without its leading house number and the selected city and state. A city-only lookup searches the selected city and state. If you choose Search Near Cross-Street, the cross-street or intersection text and selected city and state are also sent to Nominatim. Whenever the Map is open and no visible contacts have coordinates, the default city and state in Settings are also sent to Nominatim to center the map approximately. Entering or saving contact details does not run the contact-address search. Do not use these search features if you do not want this location information sent to the lookup service. Navigation: If you choose Navigate on a contact card or map pin, the app opens Google Maps directions and sends the contact's saved coordinates or address to Google Maps. Contact sharing: If you choose Share and select Text / SMS, WhatsApp, or Email, that service receives a plain-text summary of the contact's name and available phone, email, address, and directions link. Visit notes are not included. The service receives the details when its composer opens; its privacy practices apply. The app does not encrypt this plain-text message; use encrypted contact export for encrypted app-to-app transfers. Your Details: Settings ? Your Details stores your name, address, and home coordinates on this device and includes them in full backups. If you choose its address lookup button, the address text is sent to OpenStreetMap Nominatim. Your name is added to the text of contacts you share. Dictation: the app does not record audio; if you dictate notes with your device keyboard's microphone, your device (and possibly Apple or Google, depending on your settings) handles the speech.</w:t>
       </w:r>
     </w:p>
     <w:p>

--- a/docs/Return Visits App Privacy & Data Notice.docx
+++ b/docs/Return Visits App Privacy & Data Notice.docx
@@ -183,7 +183,7 @@
         <w:pStyle w:val="ListBullet"/>
       </w:pPr>
       <w:r>
-        <w:t>If you turn on a passphrase, keep it private. Make backups regularly. The app cannot recover a forgotten passphrase.</w:t>
+        <w:t>If you turn on a passphrase, keep it and your recovery code private. Make backups regularly. The app cannot recover a forgotten passphrase unless you still have the recovery code.</w:t>
       </w:r>
     </w:p>
     <w:p>

--- a/docs/Return Visits App Privacy & Data Notice.docx
+++ b/docs/Return Visits App Privacy & Data Notice.docx
@@ -66,7 +66,7 @@
     </w:p>
     <w:p>
       <w:r>
-        <w:t>The app does not automatically upload or synchronize your contact database. Each browser and device keeps its own data. The app's code does not create an account or provide a central contact database.</w:t>
+        <w:t>The app does not automatically upload or synchronize your contact database. Each browser and device keeps its own data. The only upload is the optional Dropbox cloud backup, which you must turn on and which goes to your own Dropbox account. The app's code does not create an account or provide a central contact database.</w:t>
       </w:r>
     </w:p>
     <w:p>
@@ -135,7 +135,15 @@
         <w:pStyle w:val="ListBullet"/>
       </w:pPr>
       <w:r>
-        <w:t>Backups and contact exports are created only when you choose the relevant export action. The app downloads an encrypted file; it does not automatically upload a backup.</w:t>
+        <w:t>Backups and contact exports are created only when you choose the relevant export action. The app downloads a file (encrypted when a passphrase is on; unencrypted otherwise); it does not upload a backup anywhere unless you turn on the optional Dropbox cloud backup.</w:t>
+      </w:r>
+    </w:p>
+    <w:p>
+      <w:pPr>
+        <w:pStyle w:val="ListBullet"/>
+      </w:pPr>
+      <w:r>
+        <w:t>Dropbox cloud backup (optional, off by default): if you connect your own Dropbox account in Settings, the app uploads full backups (a latest copy and up to 10 dated copies) to the Return Visits app folder in your Dropbox, directly from your browser to Dropbox. The app can only access that folder. The backups are encrypted with your passphrase when one is on; otherwise they are not encrypted. The app stores a Dropbox access token in your browser so it can keep backing up; disconnecting removes it and asks Dropbox to revoke it. Dropbox's own terms and privacy policy apply to files in your Dropbox account. I do not receive your Dropbox credentials or your backups.</w:t>
       </w:r>
     </w:p>
     <w:p>
